--- a/cv-trabajador-social-uc/CV_Jeniffer_Mieres_05_Clasico.docx
+++ b/cv-trabajador-social-uc/CV_Jeniffer_Mieres_05_Clasico.docx
@@ -514,26 +514,7 @@
           <w:i w:val="0"/>
           <w:sz w:val="19"/>
         </w:rPr>
-        <w:t xml:space="preserve">Realizo la </w:t>
-      </w:r>
-      <w:r>
-        <w:rPr>
-          <w:rFonts w:ascii="Cambria" w:hAnsi="Cambria" w:eastAsia="Cambria" w:cs="Cambria"/>
-          <w:b/>
-          <w:i w:val="0"/>
-          <w:color w:val="1A1A1A"/>
-          <w:sz w:val="19"/>
-        </w:rPr>
-        <w:t>evaluación socioeconómica</w:t>
-      </w:r>
-      <w:r>
-        <w:rPr>
-          <w:rFonts w:ascii="Cambria" w:hAnsi="Cambria" w:eastAsia="Cambria" w:cs="Cambria"/>
-          <w:b w:val="0"/>
-          <w:i w:val="0"/>
-          <w:sz w:val="19"/>
-        </w:rPr>
-        <w:t xml:space="preserve"> de cada caso, revisando antecedentes y acreditaciones en los sistemas del Ministerio de Educación para definir con autonomía qué apoyo corresponde.</w:t>
+        <w:t>Realizo la evaluación socioeconómica de cada caso, revisando antecedentes y acreditaciones en los sistemas del Ministerio de Educación para definir con autonomía qué apoyo corresponde.</w:t>
       </w:r>
     </w:p>
     <w:p>
@@ -567,26 +548,7 @@
           <w:i w:val="0"/>
           <w:sz w:val="19"/>
         </w:rPr>
-        <w:t xml:space="preserve">Gestiono </w:t>
-      </w:r>
-      <w:r>
-        <w:rPr>
-          <w:rFonts w:ascii="Cambria" w:hAnsi="Cambria" w:eastAsia="Cambria" w:cs="Cambria"/>
-          <w:b/>
-          <w:i w:val="0"/>
-          <w:color w:val="1A1A1A"/>
-          <w:sz w:val="19"/>
-        </w:rPr>
-        <w:t>beneficios ministeriales e internos</w:t>
-      </w:r>
-      <w:r>
-        <w:rPr>
-          <w:rFonts w:ascii="Cambria" w:hAnsi="Cambria" w:eastAsia="Cambria" w:cs="Cambria"/>
-          <w:b w:val="0"/>
-          <w:i w:val="0"/>
-          <w:sz w:val="19"/>
-        </w:rPr>
-        <w:t xml:space="preserve"> de principio a fin: verificación de requisitos, preselección, seguimiento y registro documental. Elaboro informes sociales y mantengo la trazabilidad de la cartera de casos a mi cargo.</w:t>
+        <w:t>Gestiono beneficios ministeriales e internos de principio a fin: verificación de requisitos, preselección, seguimiento y registro documental. Elaboro informes sociales y mantengo la trazabilidad de la cartera de casos a mi cargo.</w:t>
       </w:r>
     </w:p>
     <w:p>
@@ -620,26 +582,7 @@
           <w:i w:val="0"/>
           <w:sz w:val="19"/>
         </w:rPr>
-        <w:t xml:space="preserve">Atiendo al estudiantado de manera permanente y entrego </w:t>
-      </w:r>
-      <w:r>
-        <w:rPr>
-          <w:rFonts w:ascii="Cambria" w:hAnsi="Cambria" w:eastAsia="Cambria" w:cs="Cambria"/>
-          <w:b/>
-          <w:i w:val="0"/>
-          <w:color w:val="1A1A1A"/>
-          <w:sz w:val="19"/>
-        </w:rPr>
-        <w:t>orientación social personalizada</w:t>
-      </w:r>
-      <w:r>
-        <w:rPr>
-          <w:rFonts w:ascii="Cambria" w:hAnsi="Cambria" w:eastAsia="Cambria" w:cs="Cambria"/>
-          <w:b w:val="0"/>
-          <w:i w:val="0"/>
-          <w:sz w:val="19"/>
-        </w:rPr>
-        <w:t>, acompañándolo durante todo el proceso de postulación.</w:t>
+        <w:t>Atiendo al estudiantado de manera permanente y entrego orientación social personalizada, acompañándolo durante todo el proceso de postulación.</w:t>
       </w:r>
     </w:p>
     <w:p>
@@ -669,21 +612,11 @@
       <w:r>
         <w:rPr>
           <w:rFonts w:ascii="Cambria" w:hAnsi="Cambria" w:eastAsia="Cambria" w:cs="Cambria"/>
-          <w:b/>
-          <w:i w:val="0"/>
-          <w:color w:val="1A1A1A"/>
-          <w:sz w:val="19"/>
-        </w:rPr>
-        <w:t>Coordino casos complejos</w:t>
-      </w:r>
-      <w:r>
-        <w:rPr>
-          <w:rFonts w:ascii="Cambria" w:hAnsi="Cambria" w:eastAsia="Cambria" w:cs="Cambria"/>
           <w:b w:val="0"/>
           <w:i w:val="0"/>
           <w:sz w:val="19"/>
         </w:rPr>
-        <w:t xml:space="preserve"> con áreas internas de la universidad y con redes de apoyo externas cuando la necesidad excede el ámbito académico.</w:t>
+        <w:t>Coordino casos complejos con áreas internas de la universidad y con redes de apoyo externas cuando la necesidad excede el ámbito académico.</w:t>
       </w:r>
     </w:p>
     <w:p>
@@ -769,26 +702,7 @@
           <w:i w:val="0"/>
           <w:sz w:val="19"/>
         </w:rPr>
-        <w:t xml:space="preserve">Estuve a cargo de los </w:t>
-      </w:r>
-      <w:r>
-        <w:rPr>
-          <w:rFonts w:ascii="Cambria" w:hAnsi="Cambria" w:eastAsia="Cambria" w:cs="Cambria"/>
-          <w:b/>
-          <w:i w:val="0"/>
-          <w:color w:val="1A1A1A"/>
-          <w:sz w:val="19"/>
-        </w:rPr>
-        <w:t>programas de bienestar y beneficios</w:t>
-      </w:r>
-      <w:r>
-        <w:rPr>
-          <w:rFonts w:ascii="Cambria" w:hAnsi="Cambria" w:eastAsia="Cambria" w:cs="Cambria"/>
-          <w:b w:val="0"/>
-          <w:i w:val="0"/>
-          <w:sz w:val="19"/>
-        </w:rPr>
-        <w:t xml:space="preserve"> de los colaboradores, desde la definición de la oferta hasta su implementación y seguimiento, con foco en el clima laboral y en el día a día de la empresa.</w:t>
+        <w:t>Estuve a cargo de los programas de bienestar y beneficios de los colaboradores, desde la definición de la oferta hasta su implementación y seguimiento, con foco en el clima laboral y en el día a día de la empresa.</w:t>
       </w:r>
     </w:p>
     <w:p>
@@ -822,26 +736,7 @@
           <w:i w:val="0"/>
           <w:sz w:val="19"/>
         </w:rPr>
-        <w:t xml:space="preserve">Gestioné </w:t>
-      </w:r>
-      <w:r>
-        <w:rPr>
-          <w:rFonts w:ascii="Cambria" w:hAnsi="Cambria" w:eastAsia="Cambria" w:cs="Cambria"/>
-          <w:b/>
-          <w:i w:val="0"/>
-          <w:color w:val="1A1A1A"/>
-          <w:sz w:val="19"/>
-        </w:rPr>
-        <w:t>convenios y beneficios orientados a la calidad de vida laboral</w:t>
-      </w:r>
-      <w:r>
-        <w:rPr>
-          <w:rFonts w:ascii="Cambria" w:hAnsi="Cambria" w:eastAsia="Cambria" w:cs="Cambria"/>
-          <w:b w:val="0"/>
-          <w:i w:val="0"/>
-          <w:sz w:val="19"/>
-        </w:rPr>
-        <w:t>, administrando la relación con instituciones y proveedores externos.</w:t>
+        <w:t>Gestioné convenios y beneficios orientados a la calidad de vida laboral, administrando la relación con instituciones y proveedores externos.</w:t>
       </w:r>
     </w:p>
     <w:p>
@@ -875,26 +770,7 @@
           <w:i w:val="0"/>
           <w:sz w:val="19"/>
         </w:rPr>
-        <w:t xml:space="preserve">Organicé </w:t>
-      </w:r>
-      <w:r>
-        <w:rPr>
-          <w:rFonts w:ascii="Cambria" w:hAnsi="Cambria" w:eastAsia="Cambria" w:cs="Cambria"/>
-          <w:b/>
-          <w:i w:val="0"/>
-          <w:color w:val="1A1A1A"/>
-          <w:sz w:val="19"/>
-        </w:rPr>
-        <w:t>actividades corporativas de bienestar e integración</w:t>
-      </w:r>
-      <w:r>
-        <w:rPr>
-          <w:rFonts w:ascii="Cambria" w:hAnsi="Cambria" w:eastAsia="Cambria" w:cs="Cambria"/>
-          <w:b w:val="0"/>
-          <w:i w:val="0"/>
-          <w:sz w:val="19"/>
-        </w:rPr>
-        <w:t>, articulando a las distintas áreas para asegurar convocatoria y buena ejecución.</w:t>
+        <w:t>Organicé actividades corporativas de bienestar e integración, articulando a las distintas áreas para asegurar convocatoria y buena ejecución.</w:t>
       </w:r>
     </w:p>
     <w:p>
@@ -928,26 +804,7 @@
           <w:i w:val="0"/>
           <w:sz w:val="19"/>
         </w:rPr>
-        <w:t xml:space="preserve">Tuve a cargo la </w:t>
-      </w:r>
-      <w:r>
-        <w:rPr>
-          <w:rFonts w:ascii="Cambria" w:hAnsi="Cambria" w:eastAsia="Cambria" w:cs="Cambria"/>
-          <w:b/>
-          <w:i w:val="0"/>
-          <w:color w:val="1A1A1A"/>
-          <w:sz w:val="19"/>
-        </w:rPr>
-        <w:t>matriz de riesgo y salud en el trabajo</w:t>
-      </w:r>
-      <w:r>
-        <w:rPr>
-          <w:rFonts w:ascii="Cambria" w:hAnsi="Cambria" w:eastAsia="Cambria" w:cs="Cambria"/>
-          <w:b w:val="0"/>
-          <w:i w:val="0"/>
-          <w:sz w:val="19"/>
-        </w:rPr>
-        <w:t xml:space="preserve"> junto al prevencionista externo, con seguimiento por KPI para dar cumplimiento a la certificación.</w:t>
+        <w:t>Tuve a cargo la matriz de riesgo y salud en el trabajo junto al prevencionista externo, con seguimiento por KPI para dar cumplimiento a la certificación.</w:t>
       </w:r>
     </w:p>
     <w:p>
@@ -981,26 +838,7 @@
           <w:i w:val="0"/>
           <w:sz w:val="19"/>
         </w:rPr>
-        <w:t xml:space="preserve">Lideré el </w:t>
-      </w:r>
-      <w:r>
-        <w:rPr>
-          <w:rFonts w:ascii="Cambria" w:hAnsi="Cambria" w:eastAsia="Cambria" w:cs="Cambria"/>
-          <w:b/>
-          <w:i w:val="0"/>
-          <w:color w:val="1A1A1A"/>
-          <w:sz w:val="19"/>
-        </w:rPr>
-        <w:t>plan anual de capacitaciones internas</w:t>
-      </w:r>
-      <w:r>
-        <w:rPr>
-          <w:rFonts w:ascii="Cambria" w:hAnsi="Cambria" w:eastAsia="Cambria" w:cs="Cambria"/>
-          <w:b w:val="0"/>
-          <w:i w:val="0"/>
-          <w:sz w:val="19"/>
-        </w:rPr>
-        <w:t xml:space="preserve"> de la compañía.</w:t>
+        <w:t>Lideré el plan anual de capacitaciones internas de la compañía.</w:t>
       </w:r>
     </w:p>
     <w:p>
@@ -1034,26 +872,7 @@
           <w:i w:val="0"/>
           <w:sz w:val="19"/>
         </w:rPr>
-        <w:t xml:space="preserve">Asumí durante un año el </w:t>
-      </w:r>
-      <w:r>
-        <w:rPr>
-          <w:rFonts w:ascii="Cambria" w:hAnsi="Cambria" w:eastAsia="Cambria" w:cs="Cambria"/>
-          <w:b/>
-          <w:i w:val="0"/>
-          <w:color w:val="1A1A1A"/>
-          <w:sz w:val="19"/>
-        </w:rPr>
-        <w:t>Sistema de Gestión Integrado como auditora interna</w:t>
-      </w:r>
-      <w:r>
-        <w:rPr>
-          <w:rFonts w:ascii="Cambria" w:hAnsi="Cambria" w:eastAsia="Cambria" w:cs="Cambria"/>
-          <w:b w:val="0"/>
-          <w:i w:val="0"/>
-          <w:sz w:val="19"/>
-        </w:rPr>
-        <w:t xml:space="preserve"> en las certificaciones ISO 9001:2015, ISO 14001:2015 e ISO 45001:2018 (Seguridad y Salud en el Trabajo).</w:t>
+        <w:t>Asumí durante un año el Sistema de Gestión Integrado como auditora interna en las certificaciones ISO 9001:2015, ISO 14001:2015 e ISO 45001:2018 (Seguridad y Salud en el Trabajo).</w:t>
       </w:r>
     </w:p>
     <w:p>
@@ -1140,26 +959,7 @@
           <w:i w:val="0"/>
           <w:sz w:val="19"/>
         </w:rPr>
-        <w:t xml:space="preserve">Diseñé y dicté </w:t>
-      </w:r>
-      <w:r>
-        <w:rPr>
-          <w:rFonts w:ascii="Cambria" w:hAnsi="Cambria" w:eastAsia="Cambria" w:cs="Cambria"/>
-          <w:b/>
-          <w:i w:val="0"/>
-          <w:color w:val="1A1A1A"/>
-          <w:sz w:val="19"/>
-        </w:rPr>
-        <w:t>capacitaciones</w:t>
-      </w:r>
-      <w:r>
-        <w:rPr>
-          <w:rFonts w:ascii="Cambria" w:hAnsi="Cambria" w:eastAsia="Cambria" w:cs="Cambria"/>
-          <w:b w:val="0"/>
-          <w:i w:val="0"/>
-          <w:sz w:val="19"/>
-        </w:rPr>
-        <w:t xml:space="preserve"> para emprendedores, con metodologías prácticas y grupales, y acompañé la gestión de sus proyectos revisando con cada participante qué reforzar.</w:t>
+        <w:t>Diseñé y dicté capacitaciones para emprendedores, con metodologías prácticas y grupales, y acompañé la gestión de sus proyectos revisando con cada participante qué reforzar.</w:t>
       </w:r>
     </w:p>
     <w:p>
@@ -1193,26 +993,7 @@
           <w:i w:val="0"/>
           <w:sz w:val="19"/>
         </w:rPr>
-        <w:t xml:space="preserve">Orienté a los emprendedores en materia de </w:t>
-      </w:r>
-      <w:r>
-        <w:rPr>
-          <w:rFonts w:ascii="Cambria" w:hAnsi="Cambria" w:eastAsia="Cambria" w:cs="Cambria"/>
-          <w:b/>
-          <w:i w:val="0"/>
-          <w:color w:val="1A1A1A"/>
-          <w:sz w:val="19"/>
-        </w:rPr>
-        <w:t>vivienda</w:t>
-      </w:r>
-      <w:r>
-        <w:rPr>
-          <w:rFonts w:ascii="Cambria" w:hAnsi="Cambria" w:eastAsia="Cambria" w:cs="Cambria"/>
-          <w:b w:val="0"/>
-          <w:i w:val="0"/>
-          <w:sz w:val="19"/>
-        </w:rPr>
-        <w:t>, articulando con las redes de la comuna, y los vinculé con recursos disponibles que muchas veces no sabían que tenían a su alcance.</w:t>
+        <w:t>Orienté a los emprendedores en materia de vivienda, articulando con las redes de la comuna, y los vinculé con recursos disponibles que muchas veces no sabían que tenían a su alcance.</w:t>
       </w:r>
     </w:p>
     <w:p>
@@ -1294,21 +1075,11 @@
       <w:r>
         <w:rPr>
           <w:rFonts w:ascii="Cambria" w:hAnsi="Cambria" w:eastAsia="Cambria" w:cs="Cambria"/>
-          <w:b/>
-          <w:i w:val="0"/>
-          <w:color w:val="1A1A1A"/>
-          <w:sz w:val="19"/>
-        </w:rPr>
-        <w:t>Diseñé e implementé el departamento desde su origen</w:t>
-      </w:r>
-      <w:r>
-        <w:rPr>
-          <w:rFonts w:ascii="Cambria" w:hAnsi="Cambria" w:eastAsia="Cambria" w:cs="Cambria"/>
           <w:b w:val="0"/>
           <w:i w:val="0"/>
           <w:sz w:val="19"/>
         </w:rPr>
-        <w:t>, para una dotación de más de 200 colaboradores, definiendo la planificación de actividades y beneficios.</w:t>
+        <w:t>Diseñé e implementé el departamento desde su origen, para una dotación de más de 200 colaboradores, definiendo la planificación de actividades y beneficios.</w:t>
       </w:r>
     </w:p>
     <w:p>
@@ -1342,26 +1113,7 @@
           <w:i w:val="0"/>
           <w:sz w:val="19"/>
         </w:rPr>
-        <w:t xml:space="preserve">Administré el </w:t>
-      </w:r>
-      <w:r>
-        <w:rPr>
-          <w:rFonts w:ascii="Cambria" w:hAnsi="Cambria" w:eastAsia="Cambria" w:cs="Cambria"/>
-          <w:b/>
-          <w:i w:val="0"/>
-          <w:color w:val="1A1A1A"/>
-          <w:sz w:val="19"/>
-        </w:rPr>
-        <w:t>Seguro Complementario de Salud</w:t>
-      </w:r>
-      <w:r>
-        <w:rPr>
-          <w:rFonts w:ascii="Cambria" w:hAnsi="Cambria" w:eastAsia="Cambria" w:cs="Cambria"/>
-          <w:b w:val="0"/>
-          <w:i w:val="0"/>
-          <w:sz w:val="19"/>
-        </w:rPr>
-        <w:t xml:space="preserve"> de la dotación, apoyando a los trabajadores en el acceso, uso y tramitación de reembolsos.</w:t>
+        <w:t>Administré el Seguro Complementario de Salud de la dotación, apoyando a los trabajadores en el acceso, uso y tramitación de reembolsos.</w:t>
       </w:r>
     </w:p>
     <w:p>
@@ -1395,26 +1147,7 @@
           <w:i w:val="0"/>
           <w:sz w:val="19"/>
         </w:rPr>
-        <w:t xml:space="preserve">Gestioné </w:t>
-      </w:r>
-      <w:r>
-        <w:rPr>
-          <w:rFonts w:ascii="Cambria" w:hAnsi="Cambria" w:eastAsia="Cambria" w:cs="Cambria"/>
-          <w:b/>
-          <w:i w:val="0"/>
-          <w:color w:val="1A1A1A"/>
-          <w:sz w:val="19"/>
-        </w:rPr>
-        <w:t>licencias médicas ante la Caja de Compensación Los Andes</w:t>
-      </w:r>
-      <w:r>
-        <w:rPr>
-          <w:rFonts w:ascii="Cambria" w:hAnsi="Cambria" w:eastAsia="Cambria" w:cs="Cambria"/>
-          <w:b w:val="0"/>
-          <w:i w:val="0"/>
-          <w:sz w:val="19"/>
-        </w:rPr>
-        <w:t xml:space="preserve"> y la incorporación de cargas familiares de los trabajadores.</w:t>
+        <w:t>Gestioné licencias médicas ante la Caja de Compensación Los Andes y la incorporación de cargas familiares de los trabajadores.</w:t>
       </w:r>
     </w:p>
     <w:p>
@@ -1448,26 +1181,7 @@
           <w:i w:val="0"/>
           <w:sz w:val="19"/>
         </w:rPr>
-        <w:t xml:space="preserve">Realicé </w:t>
-      </w:r>
-      <w:r>
-        <w:rPr>
-          <w:rFonts w:ascii="Cambria" w:hAnsi="Cambria" w:eastAsia="Cambria" w:cs="Cambria"/>
-          <w:b/>
-          <w:i w:val="0"/>
-          <w:color w:val="1A1A1A"/>
-          <w:sz w:val="19"/>
-        </w:rPr>
-        <w:t>visitas semanales a la segunda sucursal</w:t>
-      </w:r>
-      <w:r>
-        <w:rPr>
-          <w:rFonts w:ascii="Cambria" w:hAnsi="Cambria" w:eastAsia="Cambria" w:cs="Cambria"/>
-          <w:b w:val="0"/>
-          <w:i w:val="0"/>
-          <w:sz w:val="19"/>
-        </w:rPr>
-        <w:t>, atendiendo en terreno las necesidades de beneficios internos y externos, principalmente en vivienda y salud.</w:t>
+        <w:t>Realicé visitas semanales a la segunda sucursal, atendiendo en terreno las necesidades de beneficios internos y externos, principalmente en vivienda y salud.</w:t>
       </w:r>
     </w:p>
     <w:p>

--- a/cv-trabajador-social-uc/CV_Jeniffer_Mieres_05_Clasico.docx
+++ b/cv-trabajador-social-uc/CV_Jeniffer_Mieres_05_Clasico.docx
@@ -514,7 +514,26 @@
           <w:i w:val="0"/>
           <w:sz w:val="19"/>
         </w:rPr>
-        <w:t>Realizo la evaluación socioeconómica de cada caso, revisando antecedentes y acreditaciones en los sistemas del Ministerio de Educación para definir con autonomía qué apoyo corresponde.</w:t>
+        <w:t xml:space="preserve">Realizo la </w:t>
+      </w:r>
+      <w:r>
+        <w:rPr>
+          <w:rFonts w:ascii="Cambria" w:hAnsi="Cambria" w:eastAsia="Cambria" w:cs="Cambria"/>
+          <w:b/>
+          <w:i w:val="0"/>
+          <w:color w:val="1A1A1A"/>
+          <w:sz w:val="19"/>
+        </w:rPr>
+        <w:t>evaluación socioeconómica</w:t>
+      </w:r>
+      <w:r>
+        <w:rPr>
+          <w:rFonts w:ascii="Cambria" w:hAnsi="Cambria" w:eastAsia="Cambria" w:cs="Cambria"/>
+          <w:b w:val="0"/>
+          <w:i w:val="0"/>
+          <w:sz w:val="19"/>
+        </w:rPr>
+        <w:t xml:space="preserve"> de cada caso, revisando antecedentes y acreditaciones en los sistemas del Ministerio de Educación para definir con autonomía qué apoyo corresponde.</w:t>
       </w:r>
     </w:p>
     <w:p>
@@ -548,7 +567,26 @@
           <w:i w:val="0"/>
           <w:sz w:val="19"/>
         </w:rPr>
-        <w:t>Gestiono beneficios ministeriales e internos de principio a fin: verificación de requisitos, preselección, seguimiento y registro documental. Elaboro informes sociales y mantengo la trazabilidad de la cartera de casos a mi cargo.</w:t>
+        <w:t xml:space="preserve">Gestiono </w:t>
+      </w:r>
+      <w:r>
+        <w:rPr>
+          <w:rFonts w:ascii="Cambria" w:hAnsi="Cambria" w:eastAsia="Cambria" w:cs="Cambria"/>
+          <w:b/>
+          <w:i w:val="0"/>
+          <w:color w:val="1A1A1A"/>
+          <w:sz w:val="19"/>
+        </w:rPr>
+        <w:t>beneficios ministeriales e internos</w:t>
+      </w:r>
+      <w:r>
+        <w:rPr>
+          <w:rFonts w:ascii="Cambria" w:hAnsi="Cambria" w:eastAsia="Cambria" w:cs="Cambria"/>
+          <w:b w:val="0"/>
+          <w:i w:val="0"/>
+          <w:sz w:val="19"/>
+        </w:rPr>
+        <w:t xml:space="preserve"> de principio a fin: verificación de requisitos, preselección, seguimiento y registro documental. Elaboro informes sociales y mantengo la trazabilidad de la cartera de casos a mi cargo.</w:t>
       </w:r>
     </w:p>
     <w:p>
@@ -582,7 +620,26 @@
           <w:i w:val="0"/>
           <w:sz w:val="19"/>
         </w:rPr>
-        <w:t>Atiendo al estudiantado de manera permanente y entrego orientación social personalizada, acompañándolo durante todo el proceso de postulación.</w:t>
+        <w:t xml:space="preserve">Atiendo al estudiantado de manera permanente y entrego </w:t>
+      </w:r>
+      <w:r>
+        <w:rPr>
+          <w:rFonts w:ascii="Cambria" w:hAnsi="Cambria" w:eastAsia="Cambria" w:cs="Cambria"/>
+          <w:b/>
+          <w:i w:val="0"/>
+          <w:color w:val="1A1A1A"/>
+          <w:sz w:val="19"/>
+        </w:rPr>
+        <w:t>orientación social personalizada</w:t>
+      </w:r>
+      <w:r>
+        <w:rPr>
+          <w:rFonts w:ascii="Cambria" w:hAnsi="Cambria" w:eastAsia="Cambria" w:cs="Cambria"/>
+          <w:b w:val="0"/>
+          <w:i w:val="0"/>
+          <w:sz w:val="19"/>
+        </w:rPr>
+        <w:t>, acompañándolo durante todo el proceso de postulación.</w:t>
       </w:r>
     </w:p>
     <w:p>
@@ -612,11 +669,21 @@
       <w:r>
         <w:rPr>
           <w:rFonts w:ascii="Cambria" w:hAnsi="Cambria" w:eastAsia="Cambria" w:cs="Cambria"/>
+          <w:b/>
+          <w:i w:val="0"/>
+          <w:color w:val="1A1A1A"/>
+          <w:sz w:val="19"/>
+        </w:rPr>
+        <w:t>Coordino casos complejos</w:t>
+      </w:r>
+      <w:r>
+        <w:rPr>
+          <w:rFonts w:ascii="Cambria" w:hAnsi="Cambria" w:eastAsia="Cambria" w:cs="Cambria"/>
           <w:b w:val="0"/>
           <w:i w:val="0"/>
           <w:sz w:val="19"/>
         </w:rPr>
-        <w:t>Coordino casos complejos con áreas internas de la universidad y con redes de apoyo externas cuando la necesidad excede el ámbito académico.</w:t>
+        <w:t xml:space="preserve"> con áreas internas de la universidad y con redes de apoyo externas cuando la necesidad excede el ámbito académico.</w:t>
       </w:r>
     </w:p>
     <w:p>
@@ -702,7 +769,26 @@
           <w:i w:val="0"/>
           <w:sz w:val="19"/>
         </w:rPr>
-        <w:t>Estuve a cargo de los programas de bienestar y beneficios de los colaboradores, desde la definición de la oferta hasta su implementación y seguimiento, con foco en el clima laboral y en el día a día de la empresa.</w:t>
+        <w:t xml:space="preserve">Estuve a cargo de los </w:t>
+      </w:r>
+      <w:r>
+        <w:rPr>
+          <w:rFonts w:ascii="Cambria" w:hAnsi="Cambria" w:eastAsia="Cambria" w:cs="Cambria"/>
+          <w:b/>
+          <w:i w:val="0"/>
+          <w:color w:val="1A1A1A"/>
+          <w:sz w:val="19"/>
+        </w:rPr>
+        <w:t>programas de bienestar y beneficios</w:t>
+      </w:r>
+      <w:r>
+        <w:rPr>
+          <w:rFonts w:ascii="Cambria" w:hAnsi="Cambria" w:eastAsia="Cambria" w:cs="Cambria"/>
+          <w:b w:val="0"/>
+          <w:i w:val="0"/>
+          <w:sz w:val="19"/>
+        </w:rPr>
+        <w:t xml:space="preserve"> de los colaboradores, desde la definición de la oferta hasta su implementación y seguimiento, con foco en el clima laboral y en el día a día de la empresa.</w:t>
       </w:r>
     </w:p>
     <w:p>
@@ -736,7 +822,26 @@
           <w:i w:val="0"/>
           <w:sz w:val="19"/>
         </w:rPr>
-        <w:t>Gestioné convenios y beneficios orientados a la calidad de vida laboral, administrando la relación con instituciones y proveedores externos.</w:t>
+        <w:t xml:space="preserve">Gestioné </w:t>
+      </w:r>
+      <w:r>
+        <w:rPr>
+          <w:rFonts w:ascii="Cambria" w:hAnsi="Cambria" w:eastAsia="Cambria" w:cs="Cambria"/>
+          <w:b/>
+          <w:i w:val="0"/>
+          <w:color w:val="1A1A1A"/>
+          <w:sz w:val="19"/>
+        </w:rPr>
+        <w:t>convenios y beneficios orientados a la calidad de vida laboral</w:t>
+      </w:r>
+      <w:r>
+        <w:rPr>
+          <w:rFonts w:ascii="Cambria" w:hAnsi="Cambria" w:eastAsia="Cambria" w:cs="Cambria"/>
+          <w:b w:val="0"/>
+          <w:i w:val="0"/>
+          <w:sz w:val="19"/>
+        </w:rPr>
+        <w:t>, administrando la relación con instituciones y proveedores externos.</w:t>
       </w:r>
     </w:p>
     <w:p>
@@ -770,7 +875,26 @@
           <w:i w:val="0"/>
           <w:sz w:val="19"/>
         </w:rPr>
-        <w:t>Organicé actividades corporativas de bienestar e integración, articulando a las distintas áreas para asegurar convocatoria y buena ejecución.</w:t>
+        <w:t xml:space="preserve">Organicé </w:t>
+      </w:r>
+      <w:r>
+        <w:rPr>
+          <w:rFonts w:ascii="Cambria" w:hAnsi="Cambria" w:eastAsia="Cambria" w:cs="Cambria"/>
+          <w:b/>
+          <w:i w:val="0"/>
+          <w:color w:val="1A1A1A"/>
+          <w:sz w:val="19"/>
+        </w:rPr>
+        <w:t>actividades corporativas de bienestar e integración</w:t>
+      </w:r>
+      <w:r>
+        <w:rPr>
+          <w:rFonts w:ascii="Cambria" w:hAnsi="Cambria" w:eastAsia="Cambria" w:cs="Cambria"/>
+          <w:b w:val="0"/>
+          <w:i w:val="0"/>
+          <w:sz w:val="19"/>
+        </w:rPr>
+        <w:t>, articulando a las distintas áreas para asegurar convocatoria y buena ejecución.</w:t>
       </w:r>
     </w:p>
     <w:p>
@@ -804,7 +928,26 @@
           <w:i w:val="0"/>
           <w:sz w:val="19"/>
         </w:rPr>
-        <w:t>Tuve a cargo la matriz de riesgo y salud en el trabajo junto al prevencionista externo, con seguimiento por KPI para dar cumplimiento a la certificación.</w:t>
+        <w:t xml:space="preserve">Tuve a cargo la </w:t>
+      </w:r>
+      <w:r>
+        <w:rPr>
+          <w:rFonts w:ascii="Cambria" w:hAnsi="Cambria" w:eastAsia="Cambria" w:cs="Cambria"/>
+          <w:b/>
+          <w:i w:val="0"/>
+          <w:color w:val="1A1A1A"/>
+          <w:sz w:val="19"/>
+        </w:rPr>
+        <w:t>matriz de riesgo y salud en el trabajo</w:t>
+      </w:r>
+      <w:r>
+        <w:rPr>
+          <w:rFonts w:ascii="Cambria" w:hAnsi="Cambria" w:eastAsia="Cambria" w:cs="Cambria"/>
+          <w:b w:val="0"/>
+          <w:i w:val="0"/>
+          <w:sz w:val="19"/>
+        </w:rPr>
+        <w:t xml:space="preserve"> junto al prevencionista externo, con seguimiento por KPI para dar cumplimiento a la certificación.</w:t>
       </w:r>
     </w:p>
     <w:p>
@@ -838,7 +981,26 @@
           <w:i w:val="0"/>
           <w:sz w:val="19"/>
         </w:rPr>
-        <w:t>Lideré el plan anual de capacitaciones internas de la compañía.</w:t>
+        <w:t xml:space="preserve">Lideré el </w:t>
+      </w:r>
+      <w:r>
+        <w:rPr>
+          <w:rFonts w:ascii="Cambria" w:hAnsi="Cambria" w:eastAsia="Cambria" w:cs="Cambria"/>
+          <w:b/>
+          <w:i w:val="0"/>
+          <w:color w:val="1A1A1A"/>
+          <w:sz w:val="19"/>
+        </w:rPr>
+        <w:t>plan anual de capacitaciones internas</w:t>
+      </w:r>
+      <w:r>
+        <w:rPr>
+          <w:rFonts w:ascii="Cambria" w:hAnsi="Cambria" w:eastAsia="Cambria" w:cs="Cambria"/>
+          <w:b w:val="0"/>
+          <w:i w:val="0"/>
+          <w:sz w:val="19"/>
+        </w:rPr>
+        <w:t xml:space="preserve"> de la compañía.</w:t>
       </w:r>
     </w:p>
     <w:p>
@@ -872,7 +1034,26 @@
           <w:i w:val="0"/>
           <w:sz w:val="19"/>
         </w:rPr>
-        <w:t>Asumí durante un año el Sistema de Gestión Integrado como auditora interna en las certificaciones ISO 9001:2015, ISO 14001:2015 e ISO 45001:2018 (Seguridad y Salud en el Trabajo).</w:t>
+        <w:t xml:space="preserve">Asumí durante un año el </w:t>
+      </w:r>
+      <w:r>
+        <w:rPr>
+          <w:rFonts w:ascii="Cambria" w:hAnsi="Cambria" w:eastAsia="Cambria" w:cs="Cambria"/>
+          <w:b/>
+          <w:i w:val="0"/>
+          <w:color w:val="1A1A1A"/>
+          <w:sz w:val="19"/>
+        </w:rPr>
+        <w:t>Sistema de Gestión Integrado como auditora interna</w:t>
+      </w:r>
+      <w:r>
+        <w:rPr>
+          <w:rFonts w:ascii="Cambria" w:hAnsi="Cambria" w:eastAsia="Cambria" w:cs="Cambria"/>
+          <w:b w:val="0"/>
+          <w:i w:val="0"/>
+          <w:sz w:val="19"/>
+        </w:rPr>
+        <w:t xml:space="preserve"> en las certificaciones ISO 9001:2015, ISO 14001:2015 e ISO 45001:2018 (Seguridad y Salud en el Trabajo).</w:t>
       </w:r>
     </w:p>
     <w:p>
@@ -959,7 +1140,26 @@
           <w:i w:val="0"/>
           <w:sz w:val="19"/>
         </w:rPr>
-        <w:t>Diseñé y dicté capacitaciones para emprendedores, con metodologías prácticas y grupales, y acompañé la gestión de sus proyectos revisando con cada participante qué reforzar.</w:t>
+        <w:t xml:space="preserve">Diseñé y dicté </w:t>
+      </w:r>
+      <w:r>
+        <w:rPr>
+          <w:rFonts w:ascii="Cambria" w:hAnsi="Cambria" w:eastAsia="Cambria" w:cs="Cambria"/>
+          <w:b/>
+          <w:i w:val="0"/>
+          <w:color w:val="1A1A1A"/>
+          <w:sz w:val="19"/>
+        </w:rPr>
+        <w:t>capacitaciones</w:t>
+      </w:r>
+      <w:r>
+        <w:rPr>
+          <w:rFonts w:ascii="Cambria" w:hAnsi="Cambria" w:eastAsia="Cambria" w:cs="Cambria"/>
+          <w:b w:val="0"/>
+          <w:i w:val="0"/>
+          <w:sz w:val="19"/>
+        </w:rPr>
+        <w:t xml:space="preserve"> para emprendedores, con metodologías prácticas y grupales, y acompañé la gestión de sus proyectos revisando con cada participante qué reforzar.</w:t>
       </w:r>
     </w:p>
     <w:p>
@@ -993,7 +1193,26 @@
           <w:i w:val="0"/>
           <w:sz w:val="19"/>
         </w:rPr>
-        <w:t>Orienté a los emprendedores en materia de vivienda, articulando con las redes de la comuna, y los vinculé con recursos disponibles que muchas veces no sabían que tenían a su alcance.</w:t>
+        <w:t xml:space="preserve">Orienté a los emprendedores en materia de </w:t>
+      </w:r>
+      <w:r>
+        <w:rPr>
+          <w:rFonts w:ascii="Cambria" w:hAnsi="Cambria" w:eastAsia="Cambria" w:cs="Cambria"/>
+          <w:b/>
+          <w:i w:val="0"/>
+          <w:color w:val="1A1A1A"/>
+          <w:sz w:val="19"/>
+        </w:rPr>
+        <w:t>vivienda</w:t>
+      </w:r>
+      <w:r>
+        <w:rPr>
+          <w:rFonts w:ascii="Cambria" w:hAnsi="Cambria" w:eastAsia="Cambria" w:cs="Cambria"/>
+          <w:b w:val="0"/>
+          <w:i w:val="0"/>
+          <w:sz w:val="19"/>
+        </w:rPr>
+        <w:t>, articulando con las redes de la comuna, y los vinculé con recursos disponibles que muchas veces no sabían que tenían a su alcance.</w:t>
       </w:r>
     </w:p>
     <w:p>
@@ -1075,11 +1294,21 @@
       <w:r>
         <w:rPr>
           <w:rFonts w:ascii="Cambria" w:hAnsi="Cambria" w:eastAsia="Cambria" w:cs="Cambria"/>
+          <w:b/>
+          <w:i w:val="0"/>
+          <w:color w:val="1A1A1A"/>
+          <w:sz w:val="19"/>
+        </w:rPr>
+        <w:t>Diseñé e implementé el departamento desde su origen</w:t>
+      </w:r>
+      <w:r>
+        <w:rPr>
+          <w:rFonts w:ascii="Cambria" w:hAnsi="Cambria" w:eastAsia="Cambria" w:cs="Cambria"/>
           <w:b w:val="0"/>
           <w:i w:val="0"/>
           <w:sz w:val="19"/>
         </w:rPr>
-        <w:t>Diseñé e implementé el departamento desde su origen, para una dotación de más de 200 colaboradores, definiendo la planificación de actividades y beneficios.</w:t>
+        <w:t>, para una dotación de más de 200 colaboradores, definiendo la planificación de actividades y beneficios.</w:t>
       </w:r>
     </w:p>
     <w:p>
@@ -1113,7 +1342,26 @@
           <w:i w:val="0"/>
           <w:sz w:val="19"/>
         </w:rPr>
-        <w:t>Administré el Seguro Complementario de Salud de la dotación, apoyando a los trabajadores en el acceso, uso y tramitación de reembolsos.</w:t>
+        <w:t xml:space="preserve">Administré el </w:t>
+      </w:r>
+      <w:r>
+        <w:rPr>
+          <w:rFonts w:ascii="Cambria" w:hAnsi="Cambria" w:eastAsia="Cambria" w:cs="Cambria"/>
+          <w:b/>
+          <w:i w:val="0"/>
+          <w:color w:val="1A1A1A"/>
+          <w:sz w:val="19"/>
+        </w:rPr>
+        <w:t>Seguro Complementario de Salud</w:t>
+      </w:r>
+      <w:r>
+        <w:rPr>
+          <w:rFonts w:ascii="Cambria" w:hAnsi="Cambria" w:eastAsia="Cambria" w:cs="Cambria"/>
+          <w:b w:val="0"/>
+          <w:i w:val="0"/>
+          <w:sz w:val="19"/>
+        </w:rPr>
+        <w:t xml:space="preserve"> de la dotación, apoyando a los trabajadores en el acceso, uso y tramitación de reembolsos.</w:t>
       </w:r>
     </w:p>
     <w:p>
@@ -1147,7 +1395,26 @@
           <w:i w:val="0"/>
           <w:sz w:val="19"/>
         </w:rPr>
-        <w:t>Gestioné licencias médicas ante la Caja de Compensación Los Andes y la incorporación de cargas familiares de los trabajadores.</w:t>
+        <w:t xml:space="preserve">Gestioné </w:t>
+      </w:r>
+      <w:r>
+        <w:rPr>
+          <w:rFonts w:ascii="Cambria" w:hAnsi="Cambria" w:eastAsia="Cambria" w:cs="Cambria"/>
+          <w:b/>
+          <w:i w:val="0"/>
+          <w:color w:val="1A1A1A"/>
+          <w:sz w:val="19"/>
+        </w:rPr>
+        <w:t>licencias médicas ante la Caja de Compensación Los Andes</w:t>
+      </w:r>
+      <w:r>
+        <w:rPr>
+          <w:rFonts w:ascii="Cambria" w:hAnsi="Cambria" w:eastAsia="Cambria" w:cs="Cambria"/>
+          <w:b w:val="0"/>
+          <w:i w:val="0"/>
+          <w:sz w:val="19"/>
+        </w:rPr>
+        <w:t xml:space="preserve"> y la incorporación de cargas familiares de los trabajadores.</w:t>
       </w:r>
     </w:p>
     <w:p>
@@ -1181,7 +1448,26 @@
           <w:i w:val="0"/>
           <w:sz w:val="19"/>
         </w:rPr>
-        <w:t>Realicé visitas semanales a la segunda sucursal, atendiendo en terreno las necesidades de beneficios internos y externos, principalmente en vivienda y salud.</w:t>
+        <w:t xml:space="preserve">Realicé </w:t>
+      </w:r>
+      <w:r>
+        <w:rPr>
+          <w:rFonts w:ascii="Cambria" w:hAnsi="Cambria" w:eastAsia="Cambria" w:cs="Cambria"/>
+          <w:b/>
+          <w:i w:val="0"/>
+          <w:color w:val="1A1A1A"/>
+          <w:sz w:val="19"/>
+        </w:rPr>
+        <w:t>visitas semanales a la segunda sucursal</w:t>
+      </w:r>
+      <w:r>
+        <w:rPr>
+          <w:rFonts w:ascii="Cambria" w:hAnsi="Cambria" w:eastAsia="Cambria" w:cs="Cambria"/>
+          <w:b w:val="0"/>
+          <w:i w:val="0"/>
+          <w:sz w:val="19"/>
+        </w:rPr>
+        <w:t>, atendiendo en terreno las necesidades de beneficios internos y externos, principalmente en vivienda y salud.</w:t>
       </w:r>
     </w:p>
     <w:p>

--- a/cv-trabajador-social-uc/CV_Jeniffer_Mieres_05_Clasico.docx
+++ b/cv-trabajador-social-uc/CV_Jeniffer_Mieres_05_Clasico.docx
@@ -113,7 +113,7 @@
       <w:pPr>
         <w:keepNext/>
         <w:spacing w:before="30" w:after="120" w:line="240" w:lineRule="auto"/>
-        <w:ind w:left="4363" w:right="4363"/>
+        <w:ind w:left="4196" w:right="4196"/>
         <w:pBdr>
           <w:bottom w:val="single" w:sz="8" w:space="0" w:color="7A5C2E"/>
         </w:pBdr>
@@ -194,7 +194,7 @@
       <w:pPr>
         <w:keepNext/>
         <w:spacing w:before="30" w:after="120" w:line="240" w:lineRule="auto"/>
-        <w:ind w:left="4363" w:right="4363"/>
+        <w:ind w:left="4196" w:right="4196"/>
         <w:pBdr>
           <w:bottom w:val="single" w:sz="8" w:space="0" w:color="7A5C2E"/>
         </w:pBdr>
@@ -417,7 +417,7 @@
       <w:pPr>
         <w:keepNext/>
         <w:spacing w:before="30" w:after="120" w:line="240" w:lineRule="auto"/>
-        <w:ind w:left="4363" w:right="4363"/>
+        <w:ind w:left="4196" w:right="4196"/>
         <w:pBdr>
           <w:bottom w:val="single" w:sz="8" w:space="0" w:color="7A5C2E"/>
         </w:pBdr>
@@ -436,7 +436,7 @@
         <w:keepNext/>
         <w:keepLines/>
         <w:tabs>
-          <w:tab w:pos="10086" w:val="right"/>
+          <w:tab w:pos="9752" w:val="right"/>
         </w:tabs>
         <w:spacing w:before="0" w:after="0" w:line="276" w:lineRule="auto"/>
       </w:pPr>
@@ -691,7 +691,7 @@
         <w:keepNext/>
         <w:keepLines/>
         <w:tabs>
-          <w:tab w:pos="10086" w:val="right"/>
+          <w:tab w:pos="9752" w:val="right"/>
         </w:tabs>
         <w:spacing w:before="150" w:after="0" w:line="276" w:lineRule="auto"/>
       </w:pPr>
@@ -1062,7 +1062,7 @@
         <w:keepLines/>
         <w:pageBreakBefore/>
         <w:tabs>
-          <w:tab w:pos="10086" w:val="right"/>
+          <w:tab w:pos="9752" w:val="right"/>
         </w:tabs>
         <w:spacing w:before="150" w:after="0" w:line="276" w:lineRule="auto"/>
       </w:pPr>
@@ -1220,7 +1220,7 @@
         <w:keepNext/>
         <w:keepLines/>
         <w:tabs>
-          <w:tab w:pos="10086" w:val="right"/>
+          <w:tab w:pos="9752" w:val="right"/>
         </w:tabs>
         <w:spacing w:before="150" w:after="0" w:line="276" w:lineRule="auto"/>
       </w:pPr>
@@ -1492,7 +1492,7 @@
       <w:pPr>
         <w:keepNext/>
         <w:spacing w:before="30" w:after="120" w:line="240" w:lineRule="auto"/>
-        <w:ind w:left="4363" w:right="4363"/>
+        <w:ind w:left="4196" w:right="4196"/>
         <w:pBdr>
           <w:bottom w:val="single" w:sz="8" w:space="0" w:color="7A5C2E"/>
         </w:pBdr>
@@ -1511,7 +1511,7 @@
         <w:keepNext/>
         <w:keepLines/>
         <w:tabs>
-          <w:tab w:pos="10086" w:val="right"/>
+          <w:tab w:pos="9752" w:val="right"/>
         </w:tabs>
         <w:spacing w:before="0" w:after="0" w:line="276" w:lineRule="auto"/>
       </w:pPr>
@@ -1563,7 +1563,7 @@
         <w:keepNext/>
         <w:keepLines/>
         <w:tabs>
-          <w:tab w:pos="10086" w:val="right"/>
+          <w:tab w:pos="9752" w:val="right"/>
         </w:tabs>
         <w:spacing w:before="130" w:after="0" w:line="276" w:lineRule="auto"/>
       </w:pPr>
@@ -1615,7 +1615,7 @@
         <w:keepNext/>
         <w:keepLines/>
         <w:tabs>
-          <w:tab w:pos="10086" w:val="right"/>
+          <w:tab w:pos="9752" w:val="right"/>
         </w:tabs>
         <w:spacing w:before="130" w:after="0" w:line="276" w:lineRule="auto"/>
       </w:pPr>
@@ -1684,7 +1684,7 @@
       <w:pPr>
         <w:keepNext/>
         <w:spacing w:before="30" w:after="120" w:line="240" w:lineRule="auto"/>
-        <w:ind w:left="4363" w:right="4363"/>
+        <w:ind w:left="4196" w:right="4196"/>
         <w:pBdr>
           <w:bottom w:val="single" w:sz="8" w:space="0" w:color="7A5C2E"/>
         </w:pBdr>
@@ -1846,7 +1846,7 @@
       <w:pPr>
         <w:keepNext/>
         <w:spacing w:before="30" w:after="120" w:line="240" w:lineRule="auto"/>
-        <w:ind w:left="4363" w:right="4363"/>
+        <w:ind w:left="4196" w:right="4196"/>
         <w:pBdr>
           <w:bottom w:val="single" w:sz="8" w:space="0" w:color="7A5C2E"/>
         </w:pBdr>
@@ -2012,7 +2012,7 @@
       <w:pPr>
         <w:keepNext/>
         <w:spacing w:before="30" w:after="120" w:line="240" w:lineRule="auto"/>
-        <w:ind w:left="4363" w:right="4363"/>
+        <w:ind w:left="4196" w:right="4196"/>
         <w:pBdr>
           <w:bottom w:val="single" w:sz="8" w:space="0" w:color="7A5C2E"/>
         </w:pBdr>
@@ -2111,7 +2111,7 @@
       </w:r>
     </w:p>
     <w:sectPr>
-      <w:pgSz w:w="12240" w:h="15840"/>
+      <w:pgSz w:w="11906" w:h="16838"/>
       <w:pgMar w:top="578" w:right="1077" w:bottom="522" w:left="1077" w:header="720" w:footer="720" w:gutter="0"/>
       <w:cols w:space="720"/>
       <w:docGrid w:linePitch="360"/>
